--- a/GeneratedFiles/updated.docx
+++ b/GeneratedFiles/updated.docx
@@ -4,7 +4,7 @@
   <w:body>
     <w:p>
       <w:r>
-        <w:t>Template updated: ca</w:t>
+        <w:t>Template updated: მითითების ნიმუში 5ა</w:t>
       </w:r>
     </w:p>
   </w:body>

--- a/GeneratedFiles/updated.docx
+++ b/GeneratedFiles/updated.docx
@@ -4,7 +4,7 @@
   <w:body>
     <w:p>
       <w:r>
-        <w:t>Template updated: მითითების ნიმუში 5ა</w:t>
+        <w:t>Template updated: ჯჯ</w:t>
       </w:r>
     </w:p>
   </w:body>
